--- a/UZIMA_Instructions.docx
+++ b/UZIMA_Instructions.docx
@@ -754,7 +754,7 @@
         <w:t xml:space="preserve">dbo.aku_survey_responses_2026: </w:t>
       </w:r>
       <w:r>
-        <w:t>Qualtrics survey responses</w:t>
+        <w:t>Qualtrics survey responses (256 columns)</w:t>
       </w:r>
     </w:p>
     <w:p>
